--- a/Top-Down Timeline.docx
+++ b/Top-Down Timeline.docx
@@ -86,28 +86,172 @@
         <w:t>ed</w:t>
       </w:r>
     </w:p>
+    <w:p>
+      <w:r>
+        <w:t>Player Character</w:t>
+      </w:r>
+    </w:p>
+    <w:p>
+      <w:r>
+        <w:tab/>
+        <w:t>Movement finished</w:t>
+      </w:r>
+    </w:p>
+    <w:p>
+      <w:r>
+        <w:tab/>
+        <w:t>Attacks outlined and partially implemented</w:t>
+      </w:r>
+    </w:p>
+    <w:p>
+      <w:r>
+        <w:tab/>
+      </w:r>
+      <w:r>
+        <w:tab/>
+        <w:t>Ranged bow attack</w:t>
+      </w:r>
+    </w:p>
+    <w:p>
+      <w:r>
+        <w:tab/>
+      </w:r>
+      <w:r>
+        <w:tab/>
+        <w:t>Melee Sword attack</w:t>
+      </w:r>
+    </w:p>
+    <w:p>
+      <w:r>
+        <w:t>Level elements outlined</w:t>
+      </w:r>
+    </w:p>
+    <w:p>
+      <w:r>
+        <w:tab/>
+        <w:t>Basic Testing Map that shows each of the additional Elements</w:t>
+      </w:r>
+    </w:p>
     <w:p/>
-    <w:p>
-      <w:r>
-        <w:t>Core Player Character Finished</w:t>
-      </w:r>
-    </w:p>
-    <w:p>
-      <w:r>
-        <w:t>Level elements outlined</w:t>
-      </w:r>
-    </w:p>
+    <w:p/>
+    <w:p/>
     <w:p>
       <w:r>
         <w:t xml:space="preserve">Additional </w:t>
       </w:r>
       <w:r>
-        <w:t xml:space="preserve">Element </w:t>
-      </w:r>
-      <w:r>
-        <w:t>finished</w:t>
-      </w:r>
-    </w:p>
+        <w:t>Element</w:t>
+      </w:r>
+      <w:r>
+        <w:t>s</w:t>
+      </w:r>
+      <w:r>
+        <w:t xml:space="preserve"> </w:t>
+      </w:r>
+      <w:r>
+        <w:t>f</w:t>
+      </w:r>
+      <w:r>
+        <w:t>unctionality Finished</w:t>
+      </w:r>
+    </w:p>
+    <w:p>
+      <w:r>
+        <w:tab/>
+        <w:t>Stationary Enemies</w:t>
+      </w:r>
+    </w:p>
+    <w:p>
+      <w:r>
+        <w:tab/>
+      </w:r>
+      <w:r>
+        <w:tab/>
+        <w:t>Bow Enemy</w:t>
+      </w:r>
+    </w:p>
+    <w:p>
+      <w:r>
+        <w:tab/>
+      </w:r>
+      <w:r>
+        <w:tab/>
+        <w:t>Mortar Enemy</w:t>
+      </w:r>
+    </w:p>
+    <w:p>
+      <w:r>
+        <w:tab/>
+        <w:t>Player Power Ups</w:t>
+      </w:r>
+    </w:p>
+    <w:p>
+      <w:r>
+        <w:tab/>
+      </w:r>
+      <w:r>
+        <w:tab/>
+        <w:t>Health Boost</w:t>
+      </w:r>
+    </w:p>
+    <w:p>
+      <w:r>
+        <w:tab/>
+      </w:r>
+      <w:r>
+        <w:tab/>
+        <w:t>Temporary Invulnerability</w:t>
+      </w:r>
+    </w:p>
+    <w:p>
+      <w:r>
+        <w:tab/>
+        <w:t>Enemy Traps</w:t>
+      </w:r>
+    </w:p>
+    <w:p>
+      <w:r>
+        <w:tab/>
+      </w:r>
+      <w:r>
+        <w:tab/>
+        <w:t>Spike Trap</w:t>
+      </w:r>
+    </w:p>
+    <w:p>
+      <w:r>
+        <w:tab/>
+      </w:r>
+      <w:r>
+        <w:tab/>
+        <w:t>AOE Trap</w:t>
+      </w:r>
+    </w:p>
+    <w:p>
+      <w:r>
+        <w:tab/>
+        <w:t>Player Equipment</w:t>
+      </w:r>
+    </w:p>
+    <w:p>
+      <w:r>
+        <w:tab/>
+      </w:r>
+      <w:r>
+        <w:tab/>
+        <w:t>Bow upgrade</w:t>
+      </w:r>
+    </w:p>
+    <w:p>
+      <w:r>
+        <w:tab/>
+      </w:r>
+      <w:r>
+        <w:tab/>
+        <w:t>Sword Upgrade</w:t>
+      </w:r>
+    </w:p>
+    <w:p/>
     <w:p>
       <w:pPr>
         <w:pBdr>
@@ -139,7 +283,6 @@
         </w:pBdr>
       </w:pPr>
       <w:r>
-        <w:lastRenderedPageBreak/>
         <w:t>Module 6 Saturday</w:t>
       </w:r>
     </w:p>

--- a/Top-Down Timeline.docx
+++ b/Top-Down Timeline.docx
@@ -252,6 +252,7 @@
       </w:r>
     </w:p>
     <w:p/>
+    <w:p/>
     <w:p>
       <w:pPr>
         <w:pBdr>
@@ -259,6 +260,7 @@
         </w:pBdr>
       </w:pPr>
       <w:r>
+        <w:lastRenderedPageBreak/>
         <w:t>Module 5</w:t>
       </w:r>
       <w:r>
@@ -270,12 +272,27 @@
       <w:r>
         <w:t>Level fully outlined</w:t>
       </w:r>
-    </w:p>
-    <w:p>
-      <w:r>
-        <w:t>Work on Bugs</w:t>
-      </w:r>
-    </w:p>
+      <w:r>
+        <w:t xml:space="preserve"> and started to be implemented</w:t>
+      </w:r>
+    </w:p>
+    <w:p>
+      <w:r>
+        <w:t>Start the</w:t>
+      </w:r>
+      <w:r>
+        <w:t xml:space="preserve"> visual</w:t>
+      </w:r>
+      <w:r>
+        <w:t xml:space="preserve"> design work on individual elements (Enemies, Objects, Projectiles, Equipment, etc)</w:t>
+      </w:r>
+    </w:p>
+    <w:p>
+      <w:r>
+        <w:t>Start implementing visual cues for the player</w:t>
+      </w:r>
+    </w:p>
+    <w:p/>
     <w:p>
       <w:pPr>
         <w:pBdr>
@@ -350,6 +367,7 @@
     </w:p>
     <w:p>
       <w:r>
+        <w:lastRenderedPageBreak/>
         <w:t xml:space="preserve">Player </w:t>
       </w:r>
       <w:r>

--- a/Top-Down Timeline.docx
+++ b/Top-Down Timeline.docx
@@ -318,6 +318,112 @@
       </w:r>
     </w:p>
     <w:p>
+      <w:r>
+        <w:t>Kylan</w:t>
+      </w:r>
+    </w:p>
+    <w:p>
+      <w:r>
+        <w:t>- Expand pickup range</w:t>
+      </w:r>
+    </w:p>
+    <w:p>
+      <w:r>
+        <w:t>- Highlight equipment in range</w:t>
+      </w:r>
+    </w:p>
+    <w:p>
+      <w:r>
+        <w:t>- Show “press E to pickup”</w:t>
+      </w:r>
+    </w:p>
+    <w:p>
+      <w:r>
+        <w:t>- update player texture</w:t>
+      </w:r>
+    </w:p>
+    <w:p>
+      <w:r>
+        <w:t>- add weapon cooldown widgets</w:t>
+      </w:r>
+    </w:p>
+    <w:p>
+      <w:r>
+        <w:t>- arrow projectile mesh</w:t>
+      </w:r>
+    </w:p>
+    <w:p>
+      <w:r>
+        <w:lastRenderedPageBreak/>
+        <w:t>- stop projectiles from going through walls</w:t>
+      </w:r>
+    </w:p>
+    <w:p>
+      <w:r>
+        <w:t>Christopher</w:t>
+      </w:r>
+    </w:p>
+    <w:p>
+      <w:r>
+        <w:t>- add texture/material to power ups</w:t>
+      </w:r>
+    </w:p>
+    <w:p>
+      <w:r>
+        <w:t>- maybe add power up time remaining widget</w:t>
+      </w:r>
+    </w:p>
+    <w:p>
+      <w:r>
+        <w:t>- Add main menu maybe?</w:t>
+      </w:r>
+    </w:p>
+    <w:p>
+      <w:r>
+        <w:t>Mason</w:t>
+      </w:r>
+    </w:p>
+    <w:p>
+      <w:r>
+        <w:t>- Enemy health bars</w:t>
+      </w:r>
+    </w:p>
+    <w:p>
+      <w:r>
+        <w:t>- Player health bar</w:t>
+      </w:r>
+    </w:p>
+    <w:p>
+      <w:r>
+        <w:t>- Add chests/keys/etc for win condition</w:t>
+      </w:r>
+    </w:p>
+    <w:p>
+      <w:r>
+        <w:t>Rusty</w:t>
+      </w:r>
+    </w:p>
+    <w:p>
+      <w:r>
+        <w:t>- Add second obstacle/trap</w:t>
+      </w:r>
+    </w:p>
+    <w:p>
+      <w:r>
+        <w:t>- Make obstacles damage player</w:t>
+      </w:r>
+    </w:p>
+    <w:p>
+      <w:r>
+        <w:t>- Texture the level map</w:t>
+      </w:r>
+    </w:p>
+    <w:p>
+      <w:r>
+        <w:t>- Update rooms</w:t>
+      </w:r>
+    </w:p>
+    <w:p>
       <w:pPr>
         <w:pBdr>
           <w:bottom w:val="single" w:sz="6" w:space="1" w:color="auto"/>
@@ -367,7 +473,6 @@
     </w:p>
     <w:p>
       <w:r>
-        <w:lastRenderedPageBreak/>
         <w:t xml:space="preserve">Player </w:t>
       </w:r>
       <w:r>
